--- a/POP-BO-GAF-CGC-004_CGC_Processos_Apoena_REORGANIZADO.docx
+++ b/POP-BO-GAF-CGC-004_CGC_Processos_Apoena_REORGANIZADO.docx
@@ -6574,7 +6574,6 @@
     </w:p>
     <w:p>
       <w:pPr>
-        <w:pStyle w:val="Ttulo2"/>
         <w:jc w:val="both"/>
         <w:rPr>
           <w:b w:val="0"/>
@@ -6597,7 +6596,6 @@
     </w:p>
     <w:p>
       <w:pPr>
-        <w:pStyle w:val="Ttulo2"/>
         <w:jc w:val="both"/>
         <w:rPr>
           <w:b w:val="0"/>
@@ -6620,7 +6618,6 @@
     </w:p>
     <w:p>
       <w:pPr>
-        <w:pStyle w:val="Ttulo2"/>
         <w:jc w:val="both"/>
         <w:rPr>
           <w:b w:val="0"/>
@@ -6643,7 +6640,6 @@
     </w:p>
     <w:p>
       <w:pPr>
-        <w:pStyle w:val="Ttulo2"/>
         <w:jc w:val="both"/>
         <w:rPr>
           <w:b w:val="0"/>
@@ -6666,7 +6662,6 @@
     </w:p>
     <w:p>
       <w:pPr>
-        <w:pStyle w:val="Ttulo2"/>
         <w:jc w:val="both"/>
         <w:rPr>
           <w:b w:val="0"/>
@@ -6689,7 +6684,6 @@
     </w:p>
     <w:p>
       <w:pPr>
-        <w:pStyle w:val="Ttulo2"/>
         <w:jc w:val="both"/>
         <w:rPr>
           <w:b w:val="0"/>
@@ -6712,7 +6706,6 @@
     </w:p>
     <w:p>
       <w:pPr>
-        <w:pStyle w:val="Ttulo2"/>
         <w:jc w:val="both"/>
         <w:rPr>
           <w:b w:val="0"/>
@@ -6735,7 +6728,6 @@
     </w:p>
     <w:p>
       <w:pPr>
-        <w:pStyle w:val="Ttulo2"/>
         <w:jc w:val="both"/>
         <w:rPr>
           <w:b w:val="0"/>
@@ -6758,7 +6750,6 @@
     </w:p>
     <w:p>
       <w:pPr>
-        <w:pStyle w:val="Ttulo2"/>
         <w:jc w:val="both"/>
         <w:rPr>
           <w:b w:val="0"/>
@@ -6781,7 +6772,6 @@
     </w:p>
     <w:p>
       <w:pPr>
-        <w:pStyle w:val="Ttulo2"/>
         <w:jc w:val="both"/>
         <w:rPr>
           <w:b w:val="0"/>
@@ -6805,7 +6795,6 @@
     </w:p>
     <w:p>
       <w:pPr>
-        <w:pStyle w:val="Ttulo2"/>
         <w:jc w:val="both"/>
         <w:rPr>
           <w:b w:val="0"/>
@@ -6828,7 +6817,6 @@
     </w:p>
     <w:p>
       <w:pPr>
-        <w:pStyle w:val="Ttulo2"/>
         <w:jc w:val="both"/>
         <w:rPr>
           <w:b w:val="0"/>
@@ -7022,7 +7010,7 @@
     </w:p>
     <w:p>
       <w:pPr>
-        <w:pStyle w:val="Ttulo3"/>
+        <w:pStyle w:val="PargrafodaLista"/>
         <w:jc w:val="both"/>
         <w:rPr>
           <w:b w:val="0"/>
@@ -7041,7 +7029,7 @@
     </w:p>
     <w:p>
       <w:pPr>
-        <w:pStyle w:val="Ttulo3"/>
+        <w:pStyle w:val="PargrafodaLista"/>
         <w:numPr>
           <w:ilvl w:val="0"/>
           <w:numId w:val="15"/>
@@ -7064,7 +7052,7 @@
     </w:p>
     <w:p>
       <w:pPr>
-        <w:pStyle w:val="Ttulo3"/>
+        <w:pStyle w:val="PargrafodaLista"/>
         <w:numPr>
           <w:ilvl w:val="0"/>
           <w:numId w:val="15"/>
@@ -7087,7 +7075,7 @@
     </w:p>
     <w:p>
       <w:pPr>
-        <w:pStyle w:val="Ttulo3"/>
+        <w:pStyle w:val="PargrafodaLista"/>
         <w:numPr>
           <w:ilvl w:val="0"/>
           <w:numId w:val="15"/>
@@ -7110,7 +7098,7 @@
     </w:p>
     <w:p>
       <w:pPr>
-        <w:pStyle w:val="Ttulo3"/>
+        <w:pStyle w:val="PargrafodaLista"/>
         <w:numPr>
           <w:ilvl w:val="0"/>
           <w:numId w:val="15"/>
@@ -7133,7 +7121,7 @@
     </w:p>
     <w:p>
       <w:pPr>
-        <w:pStyle w:val="Ttulo3"/>
+        <w:pStyle w:val="PargrafodaLista"/>
         <w:numPr>
           <w:ilvl w:val="0"/>
           <w:numId w:val="15"/>
@@ -7156,7 +7144,7 @@
     </w:p>
     <w:p>
       <w:pPr>
-        <w:pStyle w:val="Ttulo3"/>
+        <w:pStyle w:val="PargrafodaLista"/>
         <w:numPr>
           <w:ilvl w:val="0"/>
           <w:numId w:val="15"/>
@@ -7179,7 +7167,6 @@
     </w:p>
     <w:p>
       <w:pPr>
-        <w:pStyle w:val="Ttulo3"/>
         <w:jc w:val="both"/>
         <w:rPr>
           <w:b w:val="0"/>
@@ -9411,6 +9398,126 @@
       </w:r>
       <w:r>
         <w:t>.</w:t>
+      </w:r>
+    </w:p>
+    <w:p>
+      <w:pPr>
+        <w:pStyle w:val="Ttulo2"/>
+      </w:pPr>
+      <w:r>
+        <w:t>6.12A. Reajustes Contratuais</w:t>
+      </w:r>
+    </w:p>
+    <w:p>
+      <w:pPr/>
+      <w:r>
+        <w:t>Os reajustes contratuais são tratados como absorção de aditivo (TAC), seguindo o mesmo fluxo da seção 6.12. A CGC é responsável por monitorar as datas-base, calcular o percentual aplicável e formalizar os novos valores. Havendo divergência na aplicação do índice, o Gestor e o Jurídico são acionados antes da formalização.</w:t>
+      </w:r>
+    </w:p>
+    <w:p>
+      <w:pPr>
+        <w:pStyle w:val="Ttulo3"/>
+      </w:pPr>
+      <w:r>
+        <w:t>1º – Identificação da data-base e do índice</w:t>
+      </w:r>
+    </w:p>
+    <w:p>
+      <w:pPr/>
+      <w:r>
+        <w:t>Verificar no contrato a data-base de reajuste e o índice previsto (INPC, IPCA, CCT da categoria ou outro índice setorial).</w:t>
+      </w:r>
+    </w:p>
+    <w:p>
+      <w:pPr>
+        <w:pStyle w:val="Ttulo3"/>
+      </w:pPr>
+      <w:r>
+        <w:t>2º – Cálculo do percentual de reajuste</w:t>
+      </w:r>
+    </w:p>
+    <w:p>
+      <w:pPr>
+        <w:pStyle w:val="PargrafodaLista"/>
+      </w:pPr>
+      <w:r>
+        <w:t>Apurar a variação do índice contratual entre a data-base e o mês de referência do reajuste;</w:t>
+      </w:r>
+    </w:p>
+    <w:p>
+      <w:pPr>
+        <w:pStyle w:val="PargrafodaLista"/>
+      </w:pPr>
+      <w:r>
+        <w:t>Calcular o novo valor de cada item do QQP;</w:t>
+      </w:r>
+    </w:p>
+    <w:p>
+      <w:pPr>
+        <w:pStyle w:val="PargrafodaLista"/>
+      </w:pPr>
+      <w:r>
+        <w:t>Realizar a equalização na planilha de equalização, conferindo a aplicação uniforme a todos os itens.</w:t>
+      </w:r>
+    </w:p>
+    <w:p>
+      <w:pPr>
+        <w:pStyle w:val="Ttulo3"/>
+      </w:pPr>
+      <w:r>
+        <w:t>3º – Alinhamento em caso de divergência</w:t>
+      </w:r>
+    </w:p>
+    <w:p>
+      <w:pPr/>
+      <w:r>
+        <w:t>Caso a aplicação do índice não seja uniforme a todos os itens, ou haja dúvida sobre a interpretação contratual, acionar o Gestor e o Jurídico para alinhamento antes de prosseguir com a formalização.</w:t>
+      </w:r>
+    </w:p>
+    <w:p>
+      <w:pPr>
+        <w:pStyle w:val="Ttulo3"/>
+      </w:pPr>
+      <w:r>
+        <w:t>4º – Formalização via TAC</w:t>
+      </w:r>
+    </w:p>
+    <w:p>
+      <w:pPr>
+        <w:pStyle w:val="PargrafodaLista"/>
+      </w:pPr>
+      <w:r>
+        <w:t>Elaborar o Termo de Aditivo Contratual com os novos valores reajustados;</w:t>
+      </w:r>
+    </w:p>
+    <w:p>
+      <w:pPr>
+        <w:pStyle w:val="PargrafodaLista"/>
+      </w:pPr>
+      <w:r>
+        <w:t>Encaminhar ao Jurídico e Suprimentos para formalização e assinatura;</w:t>
+      </w:r>
+    </w:p>
+    <w:p>
+      <w:pPr>
+        <w:pStyle w:val="PargrafodaLista"/>
+      </w:pPr>
+      <w:r>
+        <w:t>Após assinatura, seguir o fluxo de absorção de TAC (item 6.12): equalização, atualização do QQP no SIGEC e comunicação por e-mail.</w:t>
+      </w:r>
+    </w:p>
+    <w:p>
+      <w:pPr>
+        <w:pStyle w:val="Ttulo3"/>
+      </w:pPr>
+      <w:r>
+        <w:t>5º – Aplicação nas medições</w:t>
+      </w:r>
+    </w:p>
+    <w:p>
+      <w:pPr/>
+      <w:r>
+        <w:t>Aplicar o novo valor a partir da medição subsequente à formalização do TAC. Registrar a data de competência do reajuste na planilha de medições para rastreabilidade em auditoria.</w:t>
       </w:r>
     </w:p>
     <w:p>
